--- a/rulebooks/one_d&d_karak_fr - update TBD.docx
+++ b/rulebooks/one_d&d_karak_fr - update TBD.docx
@@ -72,7 +72,16 @@
                               <w:t>Un module de</w:t>
                             </w:r>
                             <w:r>
-                              <w:t xml:space="preserve"> L_PT</w:t>
+                              <w:t xml:space="preserve"> L_P</w:t>
+                            </w:r>
+                            <w:r>
+                              <w:t>’</w:t>
+                            </w:r>
+                            <w:r>
+                              <w:t>T</w:t>
+                            </w:r>
+                            <w:r>
+                              <w:t>ato</w:t>
                             </w:r>
                           </w:p>
                           <w:p>
@@ -142,7 +151,16 @@
                         <w:t>Un module de</w:t>
                       </w:r>
                       <w:r>
-                        <w:t xml:space="preserve"> L_PT</w:t>
+                        <w:t xml:space="preserve"> L_P</w:t>
+                      </w:r>
+                      <w:r>
+                        <w:t>’</w:t>
+                      </w:r>
+                      <w:r>
+                        <w:t>T</w:t>
+                      </w:r>
+                      <w:r>
+                        <w:t>ato</w:t>
                       </w:r>
                     </w:p>
                     <w:p>
@@ -12335,11 +12353,9 @@
           </wp:anchor>
         </w:drawing>
       </w:r>
-      <w:proofErr w:type="spellStart"/>
       <w:r>
         <w:t>Argentus</w:t>
       </w:r>
-      <w:proofErr w:type="spellEnd"/>
       <w:r>
         <w:t xml:space="preserve">, </w:t>
       </w:r>
@@ -12463,13 +12479,8 @@
       <w:r>
         <w:t xml:space="preserve"> </w:t>
       </w:r>
-      <w:proofErr w:type="spellStart"/>
-      <w:r>
-        <w:t>Argentus</w:t>
-      </w:r>
-      <w:proofErr w:type="spellEnd"/>
-      <w:r>
-        <w:t xml:space="preserve"> a deux Emplacements de Sorts pour ses sorts de niveau</w:t>
+      <w:r>
+        <w:t>Argentus a deux Emplacements de Sorts pour ses sorts de niveau</w:t>
       </w:r>
       <w:r>
         <w:t>.</w:t>
@@ -12762,15 +12773,7 @@
               <w:jc w:val="left"/>
             </w:pPr>
             <w:r>
-              <w:t xml:space="preserve">Quand il prend un Repos Court, </w:t>
-            </w:r>
-            <w:proofErr w:type="spellStart"/>
-            <w:r>
-              <w:t>Argentus</w:t>
-            </w:r>
-            <w:proofErr w:type="spellEnd"/>
-            <w:r>
-              <w:t xml:space="preserve"> regagne un emplacement de sort.</w:t>
+              <w:t>Quand il prend un Repos Court, Argentus regagne un emplacement de sort.</w:t>
             </w:r>
           </w:p>
         </w:tc>
@@ -12877,13 +12880,8 @@
             <w:pPr>
               <w:jc w:val="left"/>
             </w:pPr>
-            <w:proofErr w:type="spellStart"/>
-            <w:r>
-              <w:t>Argentus</w:t>
-            </w:r>
-            <w:proofErr w:type="spellEnd"/>
-            <w:r>
-              <w:t xml:space="preserve"> ne consomme pas le Parchemin de Flamme lorsqu'il l’utilise</w:t>
+            <w:r>
+              <w:t>Argentus ne consomme pas le Parchemin de Flamme lorsqu'il l’utilise</w:t>
             </w:r>
             <w:r>
               <w:t>.</w:t>
@@ -12996,13 +12994,8 @@
             <w:pPr>
               <w:jc w:val="left"/>
             </w:pPr>
-            <w:proofErr w:type="spellStart"/>
-            <w:r>
-              <w:t>Argentus</w:t>
-            </w:r>
-            <w:proofErr w:type="spellEnd"/>
-            <w:r>
-              <w:t xml:space="preserve"> peut traverser les murs pour se déplacer vers des tuiles </w:t>
+            <w:r>
+              <w:t xml:space="preserve">Argentus peut traverser les murs pour se déplacer vers des tuiles </w:t>
             </w:r>
             <w:r>
               <w:t>explorées</w:t>
@@ -13030,15 +13023,7 @@
         <w:t xml:space="preserve">. </w:t>
       </w:r>
       <w:r>
-        <w:t xml:space="preserve">Sur un succès, </w:t>
-      </w:r>
-      <w:proofErr w:type="spellStart"/>
-      <w:r>
-        <w:t>Argentus</w:t>
-      </w:r>
-      <w:proofErr w:type="spellEnd"/>
-      <w:r>
-        <w:t xml:space="preserve"> inflige 1d6 + SAG dégâts de feu</w:t>
+        <w:t>Sur un succès, Argentus inflige 1d6 + SAG dégâts de feu</w:t>
       </w:r>
       <w:r>
         <w:t>.</w:t>
@@ -13063,15 +13048,7 @@
         <w:t xml:space="preserve">. </w:t>
       </w:r>
       <w:r>
-        <w:t xml:space="preserve">Sur un succès, </w:t>
-      </w:r>
-      <w:proofErr w:type="spellStart"/>
-      <w:r>
-        <w:t>Argentus</w:t>
-      </w:r>
-      <w:proofErr w:type="spellEnd"/>
-      <w:r>
-        <w:t xml:space="preserve"> inflige 1d4 + SAG dégâts Physiques et la cible ne peut pas fuir</w:t>
+        <w:t>Sur un succès, Argentus inflige 1d4 + SAG dégâts Physiques et la cible ne peut pas fuir</w:t>
       </w:r>
       <w:r>
         <w:t>.</w:t>
@@ -13086,13 +13063,8 @@
       </w:r>
     </w:p>
     <w:p>
-      <w:proofErr w:type="spellStart"/>
-      <w:r>
-        <w:t>Argentus</w:t>
-      </w:r>
-      <w:proofErr w:type="spellEnd"/>
-      <w:r>
-        <w:t xml:space="preserve"> </w:t>
+      <w:r>
+        <w:t xml:space="preserve">Argentus </w:t>
       </w:r>
       <w:r>
         <w:t>inflige 3d4 dégâts Physiques qui peuvent être partagés entre plusieurs cibles</w:t>
@@ -14164,17 +14136,8 @@
           <w:i/>
           <w:iCs/>
         </w:rPr>
-        <w:t>Up-</w:t>
-      </w:r>
-      <w:proofErr w:type="spellStart"/>
-      <w:r>
-        <w:rPr>
-          <w:i/>
-          <w:iCs/>
-        </w:rPr>
-        <w:t>cast</w:t>
-      </w:r>
-      <w:proofErr w:type="spellEnd"/>
+        <w:t>Up-cast</w:t>
+      </w:r>
       <w:r>
         <w:t xml:space="preserve"> – Lord Xanrus </w:t>
       </w:r>
@@ -14380,18 +14343,10 @@
         <w:t xml:space="preserve">– </w:t>
       </w:r>
       <w:r>
-        <w:t xml:space="preserve">Hallebarde de la Tisseuse de </w:t>
-      </w:r>
-      <w:proofErr w:type="gramStart"/>
-      <w:r>
-        <w:t>Foi</w:t>
-      </w:r>
-      <w:r>
-        <w:t>:</w:t>
-      </w:r>
-      <w:proofErr w:type="gramEnd"/>
-      <w:r>
-        <w:t xml:space="preserve"> </w:t>
+        <w:t>Hallebarde de la Tisseuse de Foi</w:t>
+      </w:r>
+      <w:r>
+        <w:t xml:space="preserve">: </w:t>
       </w:r>
       <w:r>
         <w:t>Attaque normal</w:t>
@@ -16177,119 +16132,7 @@
     </w:p>
     <w:p>
       <w:r>
-        <w:t xml:space="preserve">Hannah </w:t>
-      </w:r>
-      <w:proofErr w:type="spellStart"/>
-      <w:r>
-        <w:t>prepares</w:t>
-      </w:r>
-      <w:proofErr w:type="spellEnd"/>
-      <w:r>
-        <w:t xml:space="preserve"> a </w:t>
-      </w:r>
-      <w:proofErr w:type="spellStart"/>
-      <w:r>
-        <w:t>cunning</w:t>
-      </w:r>
-      <w:proofErr w:type="spellEnd"/>
-      <w:r>
-        <w:t xml:space="preserve"> strike. On </w:t>
-      </w:r>
-      <w:proofErr w:type="spellStart"/>
-      <w:r>
-        <w:t>her</w:t>
-      </w:r>
-      <w:proofErr w:type="spellEnd"/>
-      <w:r>
-        <w:t xml:space="preserve"> </w:t>
-      </w:r>
-      <w:proofErr w:type="spellStart"/>
-      <w:r>
-        <w:t>next</w:t>
-      </w:r>
-      <w:proofErr w:type="spellEnd"/>
-      <w:r>
-        <w:t xml:space="preserve"> </w:t>
-      </w:r>
-      <w:proofErr w:type="spellStart"/>
-      <w:r>
-        <w:t>two</w:t>
-      </w:r>
-      <w:proofErr w:type="spellEnd"/>
-      <w:r>
-        <w:t xml:space="preserve"> </w:t>
-      </w:r>
-      <w:proofErr w:type="spellStart"/>
-      <w:r>
-        <w:t>turns</w:t>
-      </w:r>
-      <w:proofErr w:type="spellEnd"/>
-      <w:r>
-        <w:t xml:space="preserve">, </w:t>
-      </w:r>
-      <w:proofErr w:type="spellStart"/>
-      <w:r>
-        <w:t>she</w:t>
-      </w:r>
-      <w:proofErr w:type="spellEnd"/>
-      <w:r>
-        <w:t xml:space="preserve"> can </w:t>
-      </w:r>
-      <w:proofErr w:type="spellStart"/>
-      <w:r>
-        <w:t>act</w:t>
-      </w:r>
-      <w:proofErr w:type="spellEnd"/>
-      <w:r>
-        <w:t xml:space="preserve"> </w:t>
-      </w:r>
-      <w:proofErr w:type="spellStart"/>
-      <w:r>
-        <w:t>before</w:t>
-      </w:r>
-      <w:proofErr w:type="spellEnd"/>
-      <w:r>
-        <w:t xml:space="preserve"> and after the Monster. This Combat </w:t>
-      </w:r>
-      <w:proofErr w:type="spellStart"/>
-      <w:r>
-        <w:t>Feature</w:t>
-      </w:r>
-      <w:proofErr w:type="spellEnd"/>
-      <w:r>
-        <w:t xml:space="preserve"> can </w:t>
-      </w:r>
-      <w:proofErr w:type="spellStart"/>
-      <w:r>
-        <w:t>only</w:t>
-      </w:r>
-      <w:proofErr w:type="spellEnd"/>
-      <w:r>
-        <w:t xml:space="preserve"> </w:t>
-      </w:r>
-      <w:proofErr w:type="spellStart"/>
-      <w:r>
-        <w:t>be</w:t>
-      </w:r>
-      <w:proofErr w:type="spellEnd"/>
-      <w:r>
-        <w:t xml:space="preserve"> </w:t>
-      </w:r>
-      <w:proofErr w:type="spellStart"/>
-      <w:r>
-        <w:t>used</w:t>
-      </w:r>
-      <w:proofErr w:type="spellEnd"/>
-      <w:r>
-        <w:t xml:space="preserve"> once per </w:t>
-      </w:r>
-      <w:proofErr w:type="spellStart"/>
-      <w:r>
-        <w:t>fight</w:t>
-      </w:r>
-      <w:proofErr w:type="spellEnd"/>
-      <w:r>
-        <w:t>.</w:t>
+        <w:t>Hannah prepares a cunning strike. On her next two turns, she can act before and after the Monster. This Combat Feature can only be used once per fight.</w:t>
       </w:r>
     </w:p>
     <w:tbl>
@@ -17702,11 +17545,9 @@
           </wp:anchor>
         </w:drawing>
       </w:r>
-      <w:proofErr w:type="spellStart"/>
       <w:r>
         <w:t>Valduk</w:t>
       </w:r>
-      <w:proofErr w:type="spellEnd"/>
       <w:r>
         <w:t xml:space="preserve">, </w:t>
       </w:r>
@@ -17716,11 +17557,9 @@
       <w:r>
         <w:t xml:space="preserve"> </w:t>
       </w:r>
-      <w:proofErr w:type="spellStart"/>
       <w:r>
         <w:t>Berserker</w:t>
       </w:r>
-      <w:proofErr w:type="spellEnd"/>
       <w:r>
         <w:t xml:space="preserve"> (Regent)</w:t>
       </w:r>
@@ -17816,19 +17655,15 @@
       </w:r>
     </w:p>
     <w:p>
-      <w:proofErr w:type="spellStart"/>
       <w:r>
         <w:t>Valduk</w:t>
       </w:r>
-      <w:proofErr w:type="spellEnd"/>
       <w:r>
         <w:t xml:space="preserve"> peut utiliser son action pendant son tour pour entrer en Rage. Pendant les deux prochains tours ou jusqu'à la fin du combat, selon ce qui vient en premier, </w:t>
       </w:r>
-      <w:proofErr w:type="spellStart"/>
       <w:r>
         <w:t>Valduk</w:t>
       </w:r>
-      <w:proofErr w:type="spellEnd"/>
       <w:r>
         <w:t xml:space="preserve"> est résistant aux dégâts </w:t>
       </w:r>
@@ -18114,11 +17949,9 @@
             <w:pPr>
               <w:jc w:val="left"/>
             </w:pPr>
-            <w:proofErr w:type="spellStart"/>
             <w:r>
               <w:t>Berserk</w:t>
             </w:r>
-            <w:proofErr w:type="spellEnd"/>
           </w:p>
         </w:tc>
         <w:tc>
@@ -18129,15 +17962,7 @@
           </w:tcPr>
           <w:p>
             <w:r>
-              <w:t xml:space="preserve">Si </w:t>
-            </w:r>
-            <w:proofErr w:type="spellStart"/>
-            <w:r>
-              <w:t>Valduk</w:t>
-            </w:r>
-            <w:proofErr w:type="spellEnd"/>
-            <w:r>
-              <w:t xml:space="preserve"> </w:t>
+              <w:t xml:space="preserve">Si Valduk </w:t>
             </w:r>
             <w:r>
               <w:t>a</w:t>
@@ -18270,13 +18095,8 @@
             <w:pPr>
               <w:jc w:val="left"/>
             </w:pPr>
-            <w:proofErr w:type="spellStart"/>
-            <w:r>
-              <w:t>Valduk</w:t>
-            </w:r>
-            <w:proofErr w:type="spellEnd"/>
-            <w:r>
-              <w:t xml:space="preserve"> peut se donner avantage à ses attaques pendant un tour, mais la prochaine attaque contre lui aura aussi avantage.</w:t>
+            <w:r>
+              <w:t>Valduk peut se donner avantage à ses attaques pendant un tour, mais la prochaine attaque contre lui aura aussi avantage.</w:t>
             </w:r>
           </w:p>
         </w:tc>
@@ -18387,15 +18207,7 @@
               <w:jc w:val="left"/>
             </w:pPr>
             <w:r>
-              <w:t xml:space="preserve">S’il ne collecte pas le butin après un combat, </w:t>
-            </w:r>
-            <w:proofErr w:type="spellStart"/>
-            <w:r>
-              <w:t>Valduk</w:t>
-            </w:r>
-            <w:proofErr w:type="spellEnd"/>
-            <w:r>
-              <w:t xml:space="preserve"> peut continuer son tour</w:t>
+              <w:t>S’il ne collecte pas le butin après un combat, Valduk peut continuer son tour</w:t>
             </w:r>
             <w:r>
               <w:t>.</w:t>
@@ -18541,13 +18353,8 @@
     </w:p>
     <w:p>
       <w:r>
-        <w:t xml:space="preserve">Hit </w:t>
-      </w:r>
-      <w:proofErr w:type="spellStart"/>
-      <w:r>
-        <w:t>Dice</w:t>
-      </w:r>
-      <w:proofErr w:type="spellEnd"/>
+        <w:t>Hit Dice</w:t>
+      </w:r>
       <w:r>
         <w:tab/>
       </w:r>
@@ -20140,101 +19947,8 @@
       </w:r>
     </w:p>
     <w:p>
-      <w:proofErr w:type="spellStart"/>
-      <w:r>
-        <w:t>Make</w:t>
-      </w:r>
-      <w:proofErr w:type="spellEnd"/>
-      <w:r>
-        <w:t xml:space="preserve"> a </w:t>
-      </w:r>
-      <w:proofErr w:type="spellStart"/>
-      <w:r>
-        <w:t>regular</w:t>
-      </w:r>
-      <w:proofErr w:type="spellEnd"/>
-      <w:r>
-        <w:t xml:space="preserve"> </w:t>
-      </w:r>
-      <w:proofErr w:type="spellStart"/>
-      <w:r>
-        <w:t>attack</w:t>
-      </w:r>
-      <w:proofErr w:type="spellEnd"/>
-      <w:r>
-        <w:t xml:space="preserve"> roll. On a </w:t>
-      </w:r>
-      <w:proofErr w:type="spellStart"/>
-      <w:r>
-        <w:t>success</w:t>
-      </w:r>
-      <w:proofErr w:type="spellEnd"/>
-      <w:r>
-        <w:t xml:space="preserve">, Doctor Sidhar deals 1d4 + WIS Physical damage. The </w:t>
-      </w:r>
-      <w:proofErr w:type="spellStart"/>
-      <w:r>
-        <w:t>target</w:t>
-      </w:r>
-      <w:proofErr w:type="spellEnd"/>
-      <w:r>
-        <w:t xml:space="preserve"> </w:t>
-      </w:r>
-      <w:proofErr w:type="spellStart"/>
-      <w:r>
-        <w:t>rolls</w:t>
-      </w:r>
-      <w:proofErr w:type="spellEnd"/>
-      <w:r>
-        <w:t xml:space="preserve"> a d20 + CON. If the total </w:t>
-      </w:r>
-      <w:proofErr w:type="spellStart"/>
-      <w:r>
-        <w:t>is</w:t>
-      </w:r>
-      <w:proofErr w:type="spellEnd"/>
-      <w:r>
-        <w:t xml:space="preserve"> </w:t>
-      </w:r>
-      <w:proofErr w:type="spellStart"/>
-      <w:r>
-        <w:t>less</w:t>
-      </w:r>
-      <w:proofErr w:type="spellEnd"/>
-      <w:r>
-        <w:t xml:space="preserve"> </w:t>
-      </w:r>
-      <w:proofErr w:type="spellStart"/>
-      <w:r>
-        <w:t>than</w:t>
-      </w:r>
-      <w:proofErr w:type="spellEnd"/>
-      <w:r>
-        <w:t xml:space="preserve"> 13, </w:t>
-      </w:r>
-      <w:proofErr w:type="spellStart"/>
-      <w:r>
-        <w:t>they</w:t>
-      </w:r>
-      <w:proofErr w:type="spellEnd"/>
-      <w:r>
-        <w:t xml:space="preserve"> </w:t>
-      </w:r>
-      <w:proofErr w:type="spellStart"/>
-      <w:r>
-        <w:t>take</w:t>
-      </w:r>
-      <w:proofErr w:type="spellEnd"/>
-      <w:r>
-        <w:t xml:space="preserve"> an </w:t>
-      </w:r>
-      <w:proofErr w:type="spellStart"/>
-      <w:r>
-        <w:t>additional</w:t>
-      </w:r>
-      <w:proofErr w:type="spellEnd"/>
-      <w:r>
-        <w:t xml:space="preserve"> 1d</w:t>
+      <w:r>
+        <w:t>Make a regular attack roll. On a success, Doctor Sidhar deals 1d4 + WIS Physical damage. The target rolls a d20 + CON. If the total is less than 13, they take an additional 1d</w:t>
       </w:r>
       <w:r>
         <w:t>6</w:t>
@@ -20937,13 +20651,7 @@
               <w:jc w:val="left"/>
             </w:pPr>
             <w:r>
-              <w:t xml:space="preserve">Lorsque Lady Lorraine obtient un 1 sur n'importe quel dé de dégâts, son Ours </w:t>
-            </w:r>
-            <w:r>
-              <w:t>Compagnon</w:t>
-            </w:r>
-            <w:r>
-              <w:t xml:space="preserve"> remplace ce résultat par 1d4 + 1 Dégâts Physiques.</w:t>
+              <w:t>Lorsque Lady Lorraine obtient un 1 sur n'importe quel dé de dégâts, son Ours Compagnon remplace ce résultat par 1d4 + 1 Dégâts Physiques.</w:t>
             </w:r>
           </w:p>
         </w:tc>
@@ -21057,10 +20765,7 @@
               <w:t>s</w:t>
             </w:r>
             <w:r>
-              <w:t>’y déplacer ni</w:t>
-            </w:r>
-            <w:r>
-              <w:t xml:space="preserve"> entrer en combat. Elle doit ensuite dépenser un autre déplacement si elle souhaite s'y rendre.</w:t>
+              <w:t>’y déplacer ni entrer en combat. Elle doit ensuite dépenser un autre déplacement si elle souhaite s'y rendre.</w:t>
             </w:r>
           </w:p>
         </w:tc>
